--- a/Spore模拟赛Ⅱ/Grox的序列三/Grox的序列三.docx
+++ b/Spore模拟赛Ⅱ/Grox的序列三/Grox的序列三.docx
@@ -99,8 +99,6 @@
         </w:rPr>
         <w:t>这就是为什么我们只进行我们所知道的，以及为什么我们持续测试我们相信是事实的。我们坚信真理。</w:t>
       </w:r>
-      <w:bookmarkStart w:id="5" w:name="_GoBack"/>
-      <w:bookmarkEnd w:id="5"/>
     </w:p>
     <w:p>
       <w:pPr>
@@ -189,7 +187,8 @@
           <w:lang w:val="en-US" w:eastAsia="zh-CN"/>
         </w:rPr>
         <w:object>
-          <v:shape id="_x0000_i1031" o:spt="75" type="#_x0000_t75" style="height:35pt;width:177pt;" o:ole="t" filled="f" o:preferrelative="t" stroked="f" coordsize="21600,21600">
+          <v:shape id="_x0000_i1025" o:spt="75" type="#_x0000_t75" style="height:35pt;width:175.95pt;" o:ole="t" filled="f" o:preferrelative="t" stroked="f" coordsize="21600,21600">
+            <v:path/>
             <v:fill on="f" focussize="0,0"/>
             <v:stroke on="f"/>
             <v:imagedata r:id="rId5" o:title=""/>
@@ -197,7 +196,7 @@
             <w10:wrap type="none"/>
             <w10:anchorlock/>
           </v:shape>
-          <o:OLEObject Type="Embed" ProgID="Equation.KSEE3" ShapeID="_x0000_i1031" DrawAspect="Content" ObjectID="_1468075725" r:id="rId4">
+          <o:OLEObject Type="Embed" ProgID="Equation.KSEE3" ShapeID="_x0000_i1025" DrawAspect="Content" ObjectID="_1468075725" r:id="rId4">
             <o:LockedField>false</o:LockedField>
           </o:OLEObject>
         </w:object>
@@ -236,7 +235,7 @@
           <w:szCs w:val="24"/>
           <w:lang w:val="en-US" w:eastAsia="zh-CN"/>
         </w:rPr>
-        <w:t>Grox有Q次询问，每次询问G(a,b)对1004535809取模后的结果。</w:t>
+        <w:t>Grox有Q次询问，每次询问G(a,b)对892371480取模后的结果。</w:t>
       </w:r>
     </w:p>
     <w:p>
@@ -393,7 +392,20 @@
           <w:szCs w:val="24"/>
           <w:lang w:val="en-US" w:eastAsia="zh-CN"/>
         </w:rPr>
-        <w:t>输出Q行，每行是个一个整数，表示询问的答案对1004535809取模后的结果。</w:t>
+        <w:t>输出Q行，每行是个一个整数，表示询问的答案对921260340</w:t>
+      </w:r>
+      <w:bookmarkStart w:id="5" w:name="_GoBack"/>
+      <w:bookmarkEnd w:id="5"/>
+      <w:r>
+        <w:rPr>
+          <w:rFonts w:hint="eastAsia"/>
+          <w:b w:val="0"/>
+          <w:bCs w:val="0"/>
+          <w:sz w:val="24"/>
+          <w:szCs w:val="24"/>
+          <w:lang w:val="en-US" w:eastAsia="zh-CN"/>
+        </w:rPr>
+        <w:t>取模后的结果。</w:t>
       </w:r>
     </w:p>
     <w:p>
@@ -460,7 +472,7 @@
           <w:szCs w:val="24"/>
           <w:lang w:val="en-US" w:eastAsia="zh-CN"/>
         </w:rPr>
-        <w:t>*</w:t>
+        <w:t xml:space="preserve">5 5 </w:t>
       </w:r>
     </w:p>
     <w:p>
@@ -486,11 +498,12 @@
           <w:rFonts w:hint="eastAsia"/>
           <w:b w:val="0"/>
           <w:bCs w:val="0"/>
-          <w:sz w:val="24"/>
-          <w:szCs w:val="24"/>
-          <w:lang w:val="en-US" w:eastAsia="zh-CN"/>
-        </w:rPr>
-        <w:t>*</w:t>
+          <w:color w:val="auto"/>
+          <w:sz w:val="24"/>
+          <w:szCs w:val="24"/>
+          <w:lang w:val="en-US" w:eastAsia="zh-CN"/>
+        </w:rPr>
+        <w:t xml:space="preserve">1 2 </w:t>
       </w:r>
     </w:p>
     <w:p>
@@ -511,6 +524,130 @@
           <w:lang w:val="en-US" w:eastAsia="zh-CN"/>
         </w:rPr>
       </w:pPr>
+      <w:r>
+        <w:rPr>
+          <w:rFonts w:hint="eastAsia"/>
+          <w:b w:val="0"/>
+          <w:bCs w:val="0"/>
+          <w:color w:val="auto"/>
+          <w:sz w:val="24"/>
+          <w:szCs w:val="24"/>
+          <w:lang w:val="en-US" w:eastAsia="zh-CN"/>
+        </w:rPr>
+        <w:t xml:space="preserve">3 4 </w:t>
+      </w:r>
+    </w:p>
+    <w:p>
+      <w:pPr>
+        <w:widowControl w:val="0"/>
+        <w:numPr>
+          <w:ilvl w:val="0"/>
+          <w:numId w:val="0"/>
+        </w:numPr>
+        <w:jc w:val="both"/>
+        <w:rPr>
+          <w:rFonts w:hint="eastAsia"/>
+          <w:b w:val="0"/>
+          <w:bCs w:val="0"/>
+          <w:color w:val="auto"/>
+          <w:sz w:val="24"/>
+          <w:szCs w:val="24"/>
+          <w:lang w:val="en-US" w:eastAsia="zh-CN"/>
+        </w:rPr>
+      </w:pPr>
+      <w:r>
+        <w:rPr>
+          <w:rFonts w:hint="eastAsia"/>
+          <w:b w:val="0"/>
+          <w:bCs w:val="0"/>
+          <w:color w:val="auto"/>
+          <w:sz w:val="24"/>
+          <w:szCs w:val="24"/>
+          <w:lang w:val="en-US" w:eastAsia="zh-CN"/>
+        </w:rPr>
+        <w:t>1 1</w:t>
+      </w:r>
+    </w:p>
+    <w:p>
+      <w:pPr>
+        <w:widowControl w:val="0"/>
+        <w:numPr>
+          <w:ilvl w:val="0"/>
+          <w:numId w:val="0"/>
+        </w:numPr>
+        <w:jc w:val="both"/>
+        <w:rPr>
+          <w:rFonts w:hint="eastAsia"/>
+          <w:b w:val="0"/>
+          <w:bCs w:val="0"/>
+          <w:color w:val="auto"/>
+          <w:sz w:val="24"/>
+          <w:szCs w:val="24"/>
+          <w:lang w:val="en-US" w:eastAsia="zh-CN"/>
+        </w:rPr>
+      </w:pPr>
+      <w:r>
+        <w:rPr>
+          <w:rFonts w:hint="eastAsia"/>
+          <w:b w:val="0"/>
+          <w:bCs w:val="0"/>
+          <w:color w:val="auto"/>
+          <w:sz w:val="24"/>
+          <w:szCs w:val="24"/>
+          <w:lang w:val="en-US" w:eastAsia="zh-CN"/>
+        </w:rPr>
+        <w:t>3 1</w:t>
+      </w:r>
+    </w:p>
+    <w:p>
+      <w:pPr>
+        <w:widowControl w:val="0"/>
+        <w:numPr>
+          <w:ilvl w:val="0"/>
+          <w:numId w:val="0"/>
+        </w:numPr>
+        <w:jc w:val="both"/>
+        <w:rPr>
+          <w:rFonts w:hint="eastAsia"/>
+          <w:b w:val="0"/>
+          <w:bCs w:val="0"/>
+          <w:color w:val="auto"/>
+          <w:sz w:val="24"/>
+          <w:szCs w:val="24"/>
+          <w:lang w:val="en-US" w:eastAsia="zh-CN"/>
+        </w:rPr>
+      </w:pPr>
+      <w:r>
+        <w:rPr>
+          <w:rFonts w:hint="eastAsia"/>
+          <w:b w:val="0"/>
+          <w:bCs w:val="0"/>
+          <w:color w:val="auto"/>
+          <w:sz w:val="24"/>
+          <w:szCs w:val="24"/>
+          <w:lang w:val="en-US" w:eastAsia="zh-CN"/>
+        </w:rPr>
+        <w:t>5 5</w:t>
+      </w:r>
+    </w:p>
+    <w:p>
+      <w:pPr>
+        <w:widowControl w:val="0"/>
+        <w:numPr>
+          <w:ilvl w:val="0"/>
+          <w:numId w:val="0"/>
+        </w:numPr>
+        <w:jc w:val="both"/>
+        <w:rPr>
+          <w:rFonts w:hint="eastAsia"/>
+          <w:b w:val="0"/>
+          <w:bCs w:val="0"/>
+          <w:color w:val="auto"/>
+          <w:sz w:val="24"/>
+          <w:szCs w:val="24"/>
+          <w:lang w:val="en-US" w:eastAsia="zh-CN"/>
+        </w:rPr>
+      </w:pPr>
     </w:p>
     <w:p>
       <w:pPr>
@@ -558,31 +695,103 @@
           <w:szCs w:val="24"/>
           <w:lang w:val="en-US" w:eastAsia="zh-CN"/>
         </w:rPr>
-        <w:t>*</w:t>
-      </w:r>
-    </w:p>
-    <w:p>
-      <w:pPr>
-        <w:jc w:val="both"/>
-        <w:rPr>
-          <w:rFonts w:hint="eastAsia"/>
-          <w:b w:val="0"/>
-          <w:bCs w:val="0"/>
-          <w:sz w:val="24"/>
-          <w:szCs w:val="24"/>
-          <w:lang w:val="en-US" w:eastAsia="zh-CN"/>
-        </w:rPr>
-      </w:pPr>
-      <w:r>
-        <w:rPr>
-          <w:rFonts w:hint="eastAsia"/>
-          <w:b w:val="0"/>
-          <w:bCs w:val="0"/>
-          <w:sz w:val="24"/>
-          <w:szCs w:val="24"/>
-          <w:lang w:val="en-US" w:eastAsia="zh-CN"/>
-        </w:rPr>
-        <w:t>*</w:t>
+        <w:t>3038</w:t>
+      </w:r>
+    </w:p>
+    <w:p>
+      <w:pPr>
+        <w:jc w:val="both"/>
+        <w:rPr>
+          <w:rFonts w:hint="eastAsia"/>
+          <w:b w:val="0"/>
+          <w:bCs w:val="0"/>
+          <w:sz w:val="24"/>
+          <w:szCs w:val="24"/>
+          <w:lang w:val="en-US" w:eastAsia="zh-CN"/>
+        </w:rPr>
+      </w:pPr>
+      <w:r>
+        <w:rPr>
+          <w:rFonts w:hint="eastAsia"/>
+          <w:b w:val="0"/>
+          <w:bCs w:val="0"/>
+          <w:sz w:val="24"/>
+          <w:szCs w:val="24"/>
+          <w:lang w:val="en-US" w:eastAsia="zh-CN"/>
+        </w:rPr>
+        <w:t>1512</w:t>
+      </w:r>
+    </w:p>
+    <w:p>
+      <w:pPr>
+        <w:jc w:val="both"/>
+        <w:rPr>
+          <w:rFonts w:hint="eastAsia"/>
+          <w:b w:val="0"/>
+          <w:bCs w:val="0"/>
+          <w:sz w:val="24"/>
+          <w:szCs w:val="24"/>
+          <w:lang w:val="en-US" w:eastAsia="zh-CN"/>
+        </w:rPr>
+      </w:pPr>
+      <w:r>
+        <w:rPr>
+          <w:rFonts w:hint="eastAsia"/>
+          <w:b w:val="0"/>
+          <w:bCs w:val="0"/>
+          <w:sz w:val="24"/>
+          <w:szCs w:val="24"/>
+          <w:lang w:val="en-US" w:eastAsia="zh-CN"/>
+        </w:rPr>
+        <w:t>15017</w:t>
+      </w:r>
+    </w:p>
+    <w:p>
+      <w:pPr>
+        <w:jc w:val="both"/>
+        <w:rPr>
+          <w:rFonts w:hint="eastAsia"/>
+          <w:b w:val="0"/>
+          <w:bCs w:val="0"/>
+          <w:sz w:val="24"/>
+          <w:szCs w:val="24"/>
+          <w:lang w:val="en-US" w:eastAsia="zh-CN"/>
+        </w:rPr>
+      </w:pPr>
+      <w:r>
+        <w:rPr>
+          <w:rFonts w:hint="eastAsia"/>
+          <w:b w:val="0"/>
+          <w:bCs w:val="0"/>
+          <w:sz w:val="24"/>
+          <w:szCs w:val="24"/>
+          <w:lang w:val="en-US" w:eastAsia="zh-CN"/>
+        </w:rPr>
+        <w:t>387</w:t>
+      </w:r>
+    </w:p>
+    <w:p>
+      <w:pPr>
+        <w:jc w:val="both"/>
+        <w:rPr>
+          <w:rFonts w:hint="eastAsia"/>
+          <w:b w:val="0"/>
+          <w:bCs w:val="0"/>
+          <w:sz w:val="24"/>
+          <w:szCs w:val="24"/>
+          <w:lang w:val="en-US" w:eastAsia="zh-CN"/>
+        </w:rPr>
+      </w:pPr>
+      <w:r>
+        <w:rPr>
+          <w:rFonts w:hint="eastAsia"/>
+          <w:b w:val="0"/>
+          <w:bCs w:val="0"/>
+          <w:sz w:val="24"/>
+          <w:szCs w:val="24"/>
+          <w:lang w:val="en-US" w:eastAsia="zh-CN"/>
+        </w:rPr>
+        <w:t>600</w:t>
       </w:r>
     </w:p>
     <w:p>
@@ -632,10 +841,33 @@
           <w:bCs w:val="0"/>
           <w:sz w:val="24"/>
           <w:szCs w:val="24"/>
+          <w:lang w:val="en-US" w:eastAsia="zh-CN"/>
+        </w:rPr>
+      </w:pPr>
+      <w:r>
+        <w:rPr>
+          <w:rFonts w:hint="eastAsia"/>
+          <w:b w:val="0"/>
+          <w:bCs w:val="0"/>
+          <w:sz w:val="24"/>
+          <w:szCs w:val="24"/>
+          <w:vertAlign w:val="baseline"/>
+          <w:lang w:val="en-US" w:eastAsia="zh-CN"/>
+        </w:rPr>
+        <w:t>0 &lt;= N &lt;= 5000</w:t>
+      </w:r>
+      <w:r>
+        <w:rPr>
+          <w:rFonts w:hint="eastAsia"/>
+          <w:b w:val="0"/>
+          <w:bCs w:val="0"/>
+          <w:sz w:val="24"/>
+          <w:szCs w:val="24"/>
           <w:vertAlign w:val="superscript"/>
           <w:lang w:val="en-US" w:eastAsia="zh-CN"/>
         </w:rPr>
-      </w:pPr>
+        <w:t xml:space="preserve"> </w:t>
+      </w:r>
       <w:r>
         <w:rPr>
           <w:rFonts w:hint="eastAsia"/>
@@ -646,70 +878,8 @@
           <w:vertAlign w:val="baseline"/>
           <w:lang w:val="en-US" w:eastAsia="zh-CN"/>
         </w:rPr>
-        <w:t>0 &lt;= N &lt;= 5000</w:t>
-      </w:r>
-      <w:r>
-        <w:rPr>
-          <w:rFonts w:hint="eastAsia"/>
-          <w:b w:val="0"/>
-          <w:bCs w:val="0"/>
-          <w:sz w:val="24"/>
-          <w:szCs w:val="24"/>
-          <w:vertAlign w:val="superscript"/>
-          <w:lang w:val="en-US" w:eastAsia="zh-CN"/>
-        </w:rPr>
-        <w:t xml:space="preserve"> </w:t>
-      </w:r>
-      <w:r>
-        <w:rPr>
-          <w:rFonts w:hint="eastAsia"/>
-          <w:b w:val="0"/>
-          <w:bCs w:val="0"/>
-          <w:sz w:val="24"/>
-          <w:szCs w:val="24"/>
-          <w:vertAlign w:val="baseline"/>
-          <w:lang w:val="en-US" w:eastAsia="zh-CN"/>
-        </w:rPr>
         <w:t>; 0 &lt;= a &lt;= 5000; 0 &lt;= b &lt;= 5000; 1 &lt;= Q &lt;= 20,0000;</w:t>
       </w:r>
-    </w:p>
-    <w:p>
-      <w:pPr>
-        <w:jc w:val="both"/>
-        <w:rPr>
-          <w:rFonts w:hint="eastAsia"/>
-          <w:b w:val="0"/>
-          <w:bCs w:val="0"/>
-          <w:sz w:val="24"/>
-          <w:szCs w:val="24"/>
-          <w:vertAlign w:val="superscript"/>
-          <w:lang w:val="en-US" w:eastAsia="zh-CN"/>
-        </w:rPr>
-      </w:pPr>
-      <w:r>
-        <w:rPr>
-          <w:rFonts w:hint="eastAsia"/>
-          <w:b w:val="0"/>
-          <w:bCs w:val="0"/>
-          <w:sz w:val="24"/>
-          <w:szCs w:val="24"/>
-          <w:lang w:val="en-US" w:eastAsia="zh-CN"/>
-        </w:rPr>
-        <w:t>模数1004535809 = 479 &lt;&lt; 21 | 1，是个质数，3是它的原根。</w:t>
-      </w:r>
-    </w:p>
-    <w:p>
-      <w:pPr>
-        <w:jc w:val="both"/>
-        <w:rPr>
-          <w:rFonts w:hint="eastAsia"/>
-          <w:b w:val="0"/>
-          <w:bCs w:val="0"/>
-          <w:sz w:val="24"/>
-          <w:szCs w:val="24"/>
-          <w:lang w:val="en-US" w:eastAsia="zh-CN"/>
-        </w:rPr>
-      </w:pPr>
     </w:p>
     <w:sectPr>
       <w:pgSz w:w="11906" w:h="16838"/>

--- a/Spore模拟赛Ⅱ/Grox的序列三/Grox的序列三.docx
+++ b/Spore模拟赛Ⅱ/Grox的序列三/Grox的序列三.docx
@@ -235,7 +235,20 @@
           <w:szCs w:val="24"/>
           <w:lang w:val="en-US" w:eastAsia="zh-CN"/>
         </w:rPr>
-        <w:t>Grox有Q次询问，每次询问G(a,b)对892371480取模后的结果。</w:t>
+        <w:t>Grox有Q次询问，每次询问G(a,b)对921260340</w:t>
+      </w:r>
+      <w:bookmarkStart w:id="5" w:name="_GoBack"/>
+      <w:bookmarkEnd w:id="5"/>
+      <w:r>
+        <w:rPr>
+          <w:rFonts w:hint="eastAsia"/>
+          <w:b w:val="0"/>
+          <w:bCs w:val="0"/>
+          <w:sz w:val="24"/>
+          <w:szCs w:val="24"/>
+          <w:lang w:val="en-US" w:eastAsia="zh-CN"/>
+        </w:rPr>
+        <w:t>取模后的结果。</w:t>
       </w:r>
     </w:p>
     <w:p>
@@ -392,20 +405,7 @@
           <w:szCs w:val="24"/>
           <w:lang w:val="en-US" w:eastAsia="zh-CN"/>
         </w:rPr>
-        <w:t>输出Q行，每行是个一个整数，表示询问的答案对921260340</w:t>
-      </w:r>
-      <w:bookmarkStart w:id="5" w:name="_GoBack"/>
-      <w:bookmarkEnd w:id="5"/>
-      <w:r>
-        <w:rPr>
-          <w:rFonts w:hint="eastAsia"/>
-          <w:b w:val="0"/>
-          <w:bCs w:val="0"/>
-          <w:sz w:val="24"/>
-          <w:szCs w:val="24"/>
-          <w:lang w:val="en-US" w:eastAsia="zh-CN"/>
-        </w:rPr>
-        <w:t>取模后的结果。</w:t>
+        <w:t>输出Q行，每行是个一个整数，表示询问的答案对921260340取模后的结果。</w:t>
       </w:r>
     </w:p>
     <w:p>
@@ -1166,13 +1166,13 @@
       <w:lang w:val="en-US" w:eastAsia="zh-CN" w:bidi="ar-SA"/>
     </w:rPr>
   </w:style>
-  <w:style w:type="character" w:default="1" w:styleId="3">
+  <w:style w:type="character" w:default="1" w:styleId="4">
     <w:name w:val="Default Paragraph Font"/>
     <w:semiHidden/>
     <w:qFormat/>
     <w:uiPriority w:val="0"/>
   </w:style>
-  <w:style w:type="table" w:default="1" w:styleId="5">
+  <w:style w:type="table" w:default="1" w:styleId="3">
     <w:name w:val="Normal Table"/>
     <w:semiHidden/>
     <w:qFormat/>
@@ -1221,9 +1221,9 @@
       <w:lang w:val="en-US" w:eastAsia="zh-CN" w:bidi="ar"/>
     </w:rPr>
   </w:style>
-  <w:style w:type="character" w:styleId="4">
+  <w:style w:type="character" w:styleId="5">
     <w:name w:val="HTML Code"/>
-    <w:basedOn w:val="3"/>
+    <w:basedOn w:val="4"/>
     <w:qFormat/>
     <w:uiPriority w:val="0"/>
     <w:rPr>
